--- a/policies/build/masters/HRM.2_v2_master.docx
+++ b/policies/build/masters/HRM.2_v2_master.docx
@@ -11,40 +11,25 @@
         <w:rPr>
           <w:b/>
           <w:bCs/>
+          <w:sz w:val="28"/>
+          <w:szCs w:val="28"/>
+        </w:rPr>
+        <w:t>Policy on Induction, Training and Development</w:t>
+      </w:r>
+    </w:p>
+    <w:p>
+      <w:pPr>
+        <w:spacing w:after="60"/>
+        <w:jc w:val="center"/>
+      </w:pPr>
+      <w:r>
+        <w:rPr>
+          <w:b/>
+          <w:bCs/>
           <w:sz w:val="32"/>
           <w:szCs w:val="32"/>
         </w:rPr>
         <w:t xml:space="preserve">«Hospital Name»</w:t>
-      </w:r>
-    </w:p>
-    <w:p>
-      <w:pPr>
-        <w:spacing w:after="60"/>
-        <w:jc w:val="center"/>
-      </w:pPr>
-      <w:r>
-        <w:rPr>
-          <w:b/>
-          <w:bCs/>
-          <w:sz w:val="28"/>
-          <w:szCs w:val="28"/>
-        </w:rPr>
-        <w:t xml:space="preserve">Induction, Training and Development</w:t>
-      </w:r>
-    </w:p>
-    <w:p>
-      <w:pPr>
-        <w:spacing w:after="240"/>
-        <w:jc w:val="center"/>
-      </w:pPr>
-      <w:r>
-        <w:rPr>
-          <w:i/>
-          <w:iCs/>
-          <w:sz w:val="20"/>
-          <w:szCs w:val="20"/>
-        </w:rPr>
-        <w:t xml:space="preserve">Induction, professional development and CPR in day-to-day practice.</w:t>
       </w:r>
     </w:p>
     <w:p>
@@ -2332,156 +2317,6 @@
         <w:t xml:space="preserve">The Nursing Superintendent holds signed acknowledgements with the induction record.</w:t>
       </w:r>
     </w:p>
-    <w:p>
-      <w:pPr>
-        <w:pStyle w:val="Heading1"/>
-        <w:spacing w:after="120" w:before="280"/>
-      </w:pPr>
-      <w:r>
-        <w:t xml:space="preserve">9. References</w:t>
-      </w:r>
-    </w:p>
-    <w:p>
-      <w:pPr>
-        <w:pStyle w:val="ListParagraph"/>
-        <w:numPr>
-          <w:ilvl w:val="0"/>
-          <w:numId w:val="1"/>
-        </w:numPr>
-        <w:spacing w:after="60"/>
-      </w:pPr>
-      <w:r>
-        <w:rPr>
-          <w:sz w:val="22"/>
-          <w:szCs w:val="22"/>
-        </w:rPr>
-        <w:t xml:space="preserve">National Accreditation Board for Hospitals and Healthcare Providers (NABH), Standards for Small Healthcare Organisations, 3rd Edition — Human Resource Management chapter, standard HRM.2.</w:t>
-      </w:r>
-    </w:p>
-    <w:p>
-      <w:pPr>
-        <w:pStyle w:val="ListParagraph"/>
-        <w:numPr>
-          <w:ilvl w:val="0"/>
-          <w:numId w:val="1"/>
-        </w:numPr>
-        <w:spacing w:after="60"/>
-      </w:pPr>
-      <w:r>
-        <w:rPr>
-          <w:sz w:val="22"/>
-          <w:szCs w:val="22"/>
-        </w:rPr>
-        <w:t xml:space="preserve">Internal documents of «Hospital Name»: induction checklist; training and development policy; annual training calendar; role-based training matrix; CPR competency register; training effectiveness reports.</w:t>
-      </w:r>
-    </w:p>
-    <w:p>
-      <w:pPr>
-        <w:pStyle w:val="Heading1"/>
-        <w:spacing w:after="120" w:before="280"/>
-      </w:pPr>
-      <w:r>
-        <w:t xml:space="preserve">10. Distribution</w:t>
-      </w:r>
-    </w:p>
-    <w:p>
-      <w:pPr>
-        <w:spacing w:after="140"/>
-      </w:pPr>
-      <w:r>
-        <w:rPr>
-          <w:sz w:val="22"/>
-          <w:szCs w:val="22"/>
-        </w:rPr>
-        <w:t xml:space="preserve">Official master copy: office of the Medical Superintendent, «Hospital Name», with the Training Coordinator.</w:t>
-      </w:r>
-    </w:p>
-    <w:p>
-      <w:pPr>
-        <w:spacing w:after="140"/>
-      </w:pPr>
-      <w:r>
-        <w:rPr>
-          <w:sz w:val="22"/>
-          <w:szCs w:val="22"/>
-        </w:rPr>
-        <w:t xml:space="preserve">Copies issued to: HR office; department heads; all clinical and nursing areas.</w:t>
-      </w:r>
-    </w:p>
-    <w:p>
-      <w:pPr>
-        <w:spacing w:after="140"/>
-      </w:pPr>
-      <w:r>
-        <w:rPr>
-          <w:sz w:val="22"/>
-          <w:szCs w:val="22"/>
-        </w:rPr>
-        <w:t xml:space="preserve">The current version is available to all staff at the «HR office policy file» and, if the hospital keeps an intranet, at «staff intranet / policies».</w:t>
-      </w:r>
-    </w:p>
-    <w:p>
-      <w:pPr>
-        <w:spacing w:after="140"/>
-      </w:pPr>
-      <w:r>
-        <w:rPr>
-          <w:sz w:val="22"/>
-          <w:szCs w:val="22"/>
-        </w:rPr>
-        <w:t xml:space="preserve">When a new version is issued, take old copies out of use.</w:t>
-      </w:r>
-    </w:p>
-    <w:p>
-      <w:pPr>
-        <w:pStyle w:val="Heading1"/>
-        <w:spacing w:after="120" w:before="280"/>
-      </w:pPr>
-      <w:r>
-        <w:t xml:space="preserve">11. Abbreviations</w:t>
-      </w:r>
-    </w:p>
-    <w:p>
-      <w:pPr>
-        <w:spacing w:after="140"/>
-      </w:pPr>
-      <w:r>
-        <w:rPr>
-          <w:sz w:val="22"/>
-          <w:szCs w:val="22"/>
-        </w:rPr>
-        <w:t xml:space="preserve">AED — automated external defibrillator
-BLS — basic life support
-CPR — cardiopulmonary resuscitation
-HRM — Human Resource Management (NABH SHCO chapter 8)
-NABH — National Accreditation Board for Hospitals and Healthcare Providers
-OE — objective element
-SHCO — Standards for Small Healthcare Organisations</w:t>
-      </w:r>
-    </w:p>
-    <w:p>
-      <w:pPr>
-        <w:pStyle w:val="Heading1"/>
-        <w:spacing w:after="120" w:before="280"/>
-      </w:pPr>
-      <w:r>
-        <w:t xml:space="preserve">12. Traceability to NABH SHCO 3rd Edition HRM.2</w:t>
-      </w:r>
-    </w:p>
-    <w:p>
-      <w:pPr>
-        <w:spacing w:after="120"/>
-      </w:pPr>
-      <w:r>
-        <w:rPr>
-          <w:i/>
-          <w:iCs/>
-          <w:sz w:val="20"/>
-          <w:szCs w:val="20"/>
-        </w:rPr>
-        <w:t xml:space="preserve">This table is an index. It is not how the policy is organised.</w:t>
-      </w:r>
-    </w:p>
     <w:tbl>
       <w:tblPr>
         <w:tblW w:type="pct" w:w="100%"/>
@@ -3051,7 +2886,91 @@
         <w:spacing w:after="120" w:before="280"/>
       </w:pPr>
       <w:r>
-        <w:t xml:space="preserve">13. Required Records / Evidence Checklist</w:t>
+        <w:t>9. Distribution</w:t>
+      </w:r>
+    </w:p>
+    <w:p>
+      <w:pPr>
+        <w:spacing w:after="140"/>
+      </w:pPr>
+      <w:r>
+        <w:rPr>
+          <w:sz w:val="22"/>
+          <w:szCs w:val="22"/>
+        </w:rPr>
+        <w:t xml:space="preserve">Official master copy: office of the Medical Superintendent, «Hospital Name», with the Training Coordinator.</w:t>
+      </w:r>
+    </w:p>
+    <w:p>
+      <w:pPr>
+        <w:spacing w:after="140"/>
+      </w:pPr>
+      <w:r>
+        <w:rPr>
+          <w:sz w:val="22"/>
+          <w:szCs w:val="22"/>
+        </w:rPr>
+        <w:t xml:space="preserve">Copies issued to: HR office; department heads; all clinical and nursing areas.</w:t>
+      </w:r>
+    </w:p>
+    <w:p>
+      <w:pPr>
+        <w:spacing w:after="140"/>
+      </w:pPr>
+      <w:r>
+        <w:rPr>
+          <w:sz w:val="22"/>
+          <w:szCs w:val="22"/>
+        </w:rPr>
+        <w:t xml:space="preserve">The current version is available to all staff at the «HR office policy file» and, if the hospital keeps an intranet, at «staff intranet / policies».</w:t>
+      </w:r>
+    </w:p>
+    <w:p>
+      <w:pPr>
+        <w:spacing w:after="140"/>
+      </w:pPr>
+      <w:r>
+        <w:rPr>
+          <w:sz w:val="22"/>
+          <w:szCs w:val="22"/>
+        </w:rPr>
+        <w:t xml:space="preserve">When a new version is issued, take old copies out of use.</w:t>
+      </w:r>
+    </w:p>
+    <w:p>
+      <w:pPr>
+        <w:pStyle w:val="Heading1"/>
+        <w:spacing w:after="120" w:before="280"/>
+      </w:pPr>
+      <w:r>
+        <w:t>10. Abbreviations</w:t>
+      </w:r>
+    </w:p>
+    <w:p>
+      <w:pPr>
+        <w:spacing w:after="140"/>
+      </w:pPr>
+      <w:r>
+        <w:rPr>
+          <w:sz w:val="22"/>
+          <w:szCs w:val="22"/>
+        </w:rPr>
+        <w:t xml:space="preserve">AED — automated external defibrillator
+BLS — basic life support
+CPR — cardiopulmonary resuscitation
+HRM — Human Resource Management (NABH SHCO chapter 8)
+NABH — National Accreditation Board for Hospitals and Healthcare Providers
+OE — objective element
+SHCO — Standards for Small Healthcare Organisations</w:t>
+      </w:r>
+    </w:p>
+    <w:p>
+      <w:pPr>
+        <w:pStyle w:val="Heading1"/>
+        <w:spacing w:after="120" w:before="280"/>
+      </w:pPr>
+      <w:r>
+        <w:t>11. Traceability to NABH SHCO 3rd Edition HRM.2</w:t>
       </w:r>
     </w:p>
     <w:p>
@@ -3065,6 +2984,29 @@
           <w:sz w:val="20"/>
           <w:szCs w:val="20"/>
         </w:rPr>
+        <w:t xml:space="preserve">This table is an index. It is not how the policy is organised.</w:t>
+      </w:r>
+    </w:p>
+    <w:p>
+      <w:pPr>
+        <w:pStyle w:val="Heading1"/>
+        <w:spacing w:after="120" w:before="280"/>
+      </w:pPr>
+      <w:r>
+        <w:t>12. Required Records / Evidence Checklist</w:t>
+      </w:r>
+    </w:p>
+    <w:p>
+      <w:pPr>
+        <w:spacing w:after="120"/>
+      </w:pPr>
+      <w:r>
+        <w:rPr>
+          <w:i/>
+          <w:iCs/>
+          <w:sz w:val="20"/>
+          <w:szCs w:val="20"/>
+        </w:rPr>
         <w:t xml:space="preserve">Records the hospital holds under this policy, listed by objective element.</w:t>
       </w:r>
     </w:p>
@@ -3366,6 +3308,49 @@
           <w:szCs w:val="22"/>
         </w:rPr>
         <w:t xml:space="preserve">Annual training effectiveness report with improvement actions.</w:t>
+      </w:r>
+    </w:p>
+    <w:p>
+      <w:pPr>
+        <w:pStyle w:val="Heading1"/>
+        <w:spacing w:after="120" w:before="280"/>
+      </w:pPr>
+      <w:r>
+        <w:t>13. References</w:t>
+      </w:r>
+    </w:p>
+    <w:p>
+      <w:pPr>
+        <w:pStyle w:val="ListParagraph"/>
+        <w:numPr>
+          <w:ilvl w:val="0"/>
+          <w:numId w:val="1"/>
+        </w:numPr>
+        <w:spacing w:after="60"/>
+      </w:pPr>
+      <w:r>
+        <w:rPr>
+          <w:sz w:val="22"/>
+          <w:szCs w:val="22"/>
+        </w:rPr>
+        <w:t xml:space="preserve">National Accreditation Board for Hospitals and Healthcare Providers (NABH), Standards for Small Healthcare Organisations, 3rd Edition — Human Resource Management chapter, standard HRM.2.</w:t>
+      </w:r>
+    </w:p>
+    <w:p>
+      <w:pPr>
+        <w:pStyle w:val="ListParagraph"/>
+        <w:numPr>
+          <w:ilvl w:val="0"/>
+          <w:numId w:val="1"/>
+        </w:numPr>
+        <w:spacing w:after="60"/>
+      </w:pPr>
+      <w:r>
+        <w:rPr>
+          <w:sz w:val="22"/>
+          <w:szCs w:val="22"/>
+        </w:rPr>
+        <w:t xml:space="preserve">Internal documents of «Hospital Name»: induction checklist; training and development policy; annual training calendar; role-based training matrix; CPR competency register; training effectiveness reports.</w:t>
       </w:r>
     </w:p>
     <w:p>
@@ -3490,7 +3475,7 @@
         <w:sz w:val="16"/>
         <w:szCs w:val="16"/>
       </w:rPr>
-      <w:t xml:space="preserve">«Hospital Name»  |  «HRM/POL/02»  |  Controlled document  |  Induction, Training and Development</w:t>
+      <w:t>«Hospital Name»  |  «HRM/POL/02»  |  Controlled document  |  Policy on Induction, Training and Development</w:t>
     </w:r>
   </w:p>
 </w:ftr>

--- a/policies/build/masters/HRM.2_v2_master.docx
+++ b/policies/build/masters/HRM.2_v2_master.docx
@@ -2334,6 +2334,7 @@
         <w:gridCol w:w="100"/>
         <w:gridCol w:w="100"/>
         <w:gridCol w:w="100"/>
+        <w:gridCol w:w="100"/>
       </w:tblGrid>
       <w:tr>
         <w:tc>
@@ -2361,6 +2362,26 @@
         </w:tc>
         <w:tc>
           <w:tcPr>
+            <w:tcW w:type="pct" w:w="12%"/>
+            <w:tcBorders>
+              <w:top w:val="single" w:color="999999" w:sz="4"/>
+              <w:left w:val="single" w:color="999999" w:sz="4"/>
+              <w:bottom w:val="single" w:color="999999" w:sz="4"/>
+              <w:right w:val="single" w:color="999999" w:sz="4"/>
+            </w:tcBorders>
+            <w:shd w:fill="E8E8E8" w:val="clear"/>
+          </w:tcPr>
+          <w:p>
+            <w:r>
+              <w:rPr>
+                <w:b/>
+              </w:rPr>
+              <w:t>Level</w:t>
+            </w:r>
+          </w:p>
+        </w:tc>
+        <w:tc>
+          <w:tcPr>
             <w:tcW w:type="pct" w:w="32%"/>
             <w:tcBorders>
               <w:top w:val="single" w:color="999999" w:sz="4"/>
@@ -2454,6 +2475,22 @@
         </w:tc>
         <w:tc>
           <w:tcPr>
+            <w:tcW w:type="pct" w:w="12%"/>
+            <w:tcBorders>
+              <w:top w:val="single" w:color="999999" w:sz="4"/>
+              <w:left w:val="single" w:color="999999" w:sz="4"/>
+              <w:bottom w:val="single" w:color="999999" w:sz="4"/>
+              <w:right w:val="single" w:color="999999" w:sz="4"/>
+            </w:tcBorders>
+          </w:tcPr>
+          <w:p>
+            <w:r>
+              <w:t>CORE</w:t>
+            </w:r>
+          </w:p>
+        </w:tc>
+        <w:tc>
+          <w:tcPr>
             <w:tcW w:type="pct" w:w="32%"/>
             <w:tcBorders>
               <w:top w:val="single" w:color="999999" w:sz="4"/>
@@ -2544,6 +2581,22 @@
         </w:tc>
         <w:tc>
           <w:tcPr>
+            <w:tcW w:type="pct" w:w="12%"/>
+            <w:tcBorders>
+              <w:top w:val="single" w:color="999999" w:sz="4"/>
+              <w:left w:val="single" w:color="999999" w:sz="4"/>
+              <w:bottom w:val="single" w:color="999999" w:sz="4"/>
+              <w:right w:val="single" w:color="999999" w:sz="4"/>
+            </w:tcBorders>
+          </w:tcPr>
+          <w:p>
+            <w:r>
+              <w:t>CORE</w:t>
+            </w:r>
+          </w:p>
+        </w:tc>
+        <w:tc>
+          <w:tcPr>
             <w:tcW w:type="pct" w:w="32%"/>
             <w:tcBorders>
               <w:top w:val="single" w:color="999999" w:sz="4"/>
@@ -2634,6 +2687,22 @@
         </w:tc>
         <w:tc>
           <w:tcPr>
+            <w:tcW w:type="pct" w:w="12%"/>
+            <w:tcBorders>
+              <w:top w:val="single" w:color="999999" w:sz="4"/>
+              <w:left w:val="single" w:color="999999" w:sz="4"/>
+              <w:bottom w:val="single" w:color="999999" w:sz="4"/>
+              <w:right w:val="single" w:color="999999" w:sz="4"/>
+            </w:tcBorders>
+          </w:tcPr>
+          <w:p>
+            <w:r>
+              <w:t>Commitment</w:t>
+            </w:r>
+          </w:p>
+        </w:tc>
+        <w:tc>
+          <w:tcPr>
             <w:tcW w:type="pct" w:w="32%"/>
             <w:tcBorders>
               <w:top w:val="single" w:color="999999" w:sz="4"/>
@@ -2724,6 +2793,22 @@
         </w:tc>
         <w:tc>
           <w:tcPr>
+            <w:tcW w:type="pct" w:w="12%"/>
+            <w:tcBorders>
+              <w:top w:val="single" w:color="999999" w:sz="4"/>
+              <w:left w:val="single" w:color="999999" w:sz="4"/>
+              <w:bottom w:val="single" w:color="999999" w:sz="4"/>
+              <w:right w:val="single" w:color="999999" w:sz="4"/>
+            </w:tcBorders>
+          </w:tcPr>
+          <w:p>
+            <w:r>
+              <w:t>CORE</w:t>
+            </w:r>
+          </w:p>
+        </w:tc>
+        <w:tc>
+          <w:tcPr>
             <w:tcW w:type="pct" w:w="32%"/>
             <w:tcBorders>
               <w:top w:val="single" w:color="999999" w:sz="4"/>
@@ -2814,6 +2899,22 @@
         </w:tc>
         <w:tc>
           <w:tcPr>
+            <w:tcW w:type="pct" w:w="12%"/>
+            <w:tcBorders>
+              <w:top w:val="single" w:color="999999" w:sz="4"/>
+              <w:left w:val="single" w:color="999999" w:sz="4"/>
+              <w:bottom w:val="single" w:color="999999" w:sz="4"/>
+              <w:right w:val="single" w:color="999999" w:sz="4"/>
+            </w:tcBorders>
+          </w:tcPr>
+          <w:p>
+            <w:r>
+              <w:t>Excellence</w:t>
+            </w:r>
+          </w:p>
+        </w:tc>
+        <w:tc>
+          <w:tcPr>
             <w:tcW w:type="pct" w:w="32%"/>
             <w:tcBorders>
               <w:top w:val="single" w:color="999999" w:sz="4"/>
@@ -2946,24 +3047,359 @@
         <w:t>10. Abbreviations</w:t>
       </w:r>
     </w:p>
-    <w:p>
-      <w:pPr>
-        <w:spacing w:after="140"/>
-      </w:pPr>
-      <w:r>
-        <w:rPr>
-          <w:sz w:val="22"/>
-          <w:szCs w:val="22"/>
-        </w:rPr>
-        <w:t xml:space="preserve">AED — automated external defibrillator
-BLS — basic life support
-CPR — cardiopulmonary resuscitation
-HRM — Human Resource Management (NABH SHCO chapter 8)
-NABH — National Accreditation Board for Hospitals and Healthcare Providers
-OE — objective element
-SHCO — Standards for Small Healthcare Organisations</w:t>
-      </w:r>
-    </w:p>
+    <w:tbl>
+      <w:tblPr>
+        <w:tblW w:type="pct" w:w="100%"/>
+        <w:tblBorders>
+          <w:top w:val="single" w:color="auto" w:sz="4"/>
+          <w:left w:val="single" w:color="auto" w:sz="4"/>
+          <w:bottom w:val="single" w:color="auto" w:sz="4"/>
+          <w:right w:val="single" w:color="auto" w:sz="4"/>
+          <w:insideH w:val="single" w:color="auto" w:sz="4"/>
+          <w:insideV w:val="single" w:color="auto" w:sz="4"/>
+        </w:tblBorders>
+      </w:tblPr>
+      <w:tblGrid>
+        <w:gridCol w:w="100"/>
+        <w:gridCol w:w="100"/>
+      </w:tblGrid>
+      <w:tr>
+        <w:tc>
+          <w:tcPr>
+            <w:tcW w:type="pct" w:w="22%"/>
+            <w:tcBorders>
+              <w:top w:val="single" w:color="999999" w:sz="4"/>
+              <w:left w:val="single" w:color="999999" w:sz="4"/>
+              <w:bottom w:val="single" w:color="999999" w:sz="4"/>
+              <w:right w:val="single" w:color="999999" w:sz="4"/>
+            </w:tcBorders>
+            <w:shd w:fill="E8E8E8" w:val="clear"/>
+          </w:tcPr>
+          <w:p>
+            <w:r>
+              <w:rPr>
+                <w:b/>
+              </w:rPr>
+              <w:t>Abbreviation</w:t>
+            </w:r>
+          </w:p>
+        </w:tc>
+        <w:tc>
+          <w:tcPr>
+            <w:tcW w:type="pct" w:w="22%"/>
+            <w:tcBorders>
+              <w:top w:val="single" w:color="999999" w:sz="4"/>
+              <w:left w:val="single" w:color="999999" w:sz="4"/>
+              <w:bottom w:val="single" w:color="999999" w:sz="4"/>
+              <w:right w:val="single" w:color="999999" w:sz="4"/>
+            </w:tcBorders>
+            <w:shd w:fill="E8E8E8" w:val="clear"/>
+          </w:tcPr>
+          <w:p>
+            <w:r>
+              <w:rPr>
+                <w:b/>
+              </w:rPr>
+              <w:t>Meaning</w:t>
+            </w:r>
+          </w:p>
+        </w:tc>
+      </w:tr>
+      <w:tr>
+        <w:tc>
+          <w:tcPr>
+            <w:tcW w:type="pct" w:w="22%"/>
+            <w:tcBorders>
+              <w:top w:val="single" w:color="999999" w:sz="4"/>
+              <w:left w:val="single" w:color="999999" w:sz="4"/>
+              <w:bottom w:val="single" w:color="999999" w:sz="4"/>
+              <w:right w:val="single" w:color="999999" w:sz="4"/>
+            </w:tcBorders>
+            <w:shd w:fill="E8E8E8" w:val="clear"/>
+          </w:tcPr>
+          <w:p>
+            <w:r>
+              <w:rPr>
+                <w:b w:val="0"/>
+              </w:rPr>
+              <w:t>AED</w:t>
+            </w:r>
+          </w:p>
+        </w:tc>
+        <w:tc>
+          <w:tcPr>
+            <w:tcW w:type="pct" w:w="22%"/>
+            <w:tcBorders>
+              <w:top w:val="single" w:color="999999" w:sz="4"/>
+              <w:left w:val="single" w:color="999999" w:sz="4"/>
+              <w:bottom w:val="single" w:color="999999" w:sz="4"/>
+              <w:right w:val="single" w:color="999999" w:sz="4"/>
+            </w:tcBorders>
+            <w:shd w:fill="E8E8E8" w:val="clear"/>
+          </w:tcPr>
+          <w:p>
+            <w:r>
+              <w:rPr>
+                <w:b w:val="0"/>
+              </w:rPr>
+              <w:t>automated external defibrillator</w:t>
+            </w:r>
+          </w:p>
+        </w:tc>
+      </w:tr>
+      <w:tr>
+        <w:tc>
+          <w:tcPr>
+            <w:tcW w:type="pct" w:w="22%"/>
+            <w:tcBorders>
+              <w:top w:val="single" w:color="999999" w:sz="4"/>
+              <w:left w:val="single" w:color="999999" w:sz="4"/>
+              <w:bottom w:val="single" w:color="999999" w:sz="4"/>
+              <w:right w:val="single" w:color="999999" w:sz="4"/>
+            </w:tcBorders>
+            <w:shd w:fill="E8E8E8" w:val="clear"/>
+          </w:tcPr>
+          <w:p>
+            <w:r>
+              <w:rPr>
+                <w:b w:val="0"/>
+              </w:rPr>
+              <w:t>BLS</w:t>
+            </w:r>
+          </w:p>
+        </w:tc>
+        <w:tc>
+          <w:tcPr>
+            <w:tcW w:type="pct" w:w="22%"/>
+            <w:tcBorders>
+              <w:top w:val="single" w:color="999999" w:sz="4"/>
+              <w:left w:val="single" w:color="999999" w:sz="4"/>
+              <w:bottom w:val="single" w:color="999999" w:sz="4"/>
+              <w:right w:val="single" w:color="999999" w:sz="4"/>
+            </w:tcBorders>
+            <w:shd w:fill="E8E8E8" w:val="clear"/>
+          </w:tcPr>
+          <w:p>
+            <w:r>
+              <w:rPr>
+                <w:b w:val="0"/>
+              </w:rPr>
+              <w:t>basic life support</w:t>
+            </w:r>
+          </w:p>
+        </w:tc>
+      </w:tr>
+      <w:tr>
+        <w:tc>
+          <w:tcPr>
+            <w:tcW w:type="pct" w:w="22%"/>
+            <w:tcBorders>
+              <w:top w:val="single" w:color="999999" w:sz="4"/>
+              <w:left w:val="single" w:color="999999" w:sz="4"/>
+              <w:bottom w:val="single" w:color="999999" w:sz="4"/>
+              <w:right w:val="single" w:color="999999" w:sz="4"/>
+            </w:tcBorders>
+            <w:shd w:fill="E8E8E8" w:val="clear"/>
+          </w:tcPr>
+          <w:p>
+            <w:r>
+              <w:rPr>
+                <w:b w:val="0"/>
+              </w:rPr>
+              <w:t>CPR</w:t>
+            </w:r>
+          </w:p>
+        </w:tc>
+        <w:tc>
+          <w:tcPr>
+            <w:tcW w:type="pct" w:w="22%"/>
+            <w:tcBorders>
+              <w:top w:val="single" w:color="999999" w:sz="4"/>
+              <w:left w:val="single" w:color="999999" w:sz="4"/>
+              <w:bottom w:val="single" w:color="999999" w:sz="4"/>
+              <w:right w:val="single" w:color="999999" w:sz="4"/>
+            </w:tcBorders>
+            <w:shd w:fill="E8E8E8" w:val="clear"/>
+          </w:tcPr>
+          <w:p>
+            <w:r>
+              <w:rPr>
+                <w:b w:val="0"/>
+              </w:rPr>
+              <w:t>cardiopulmonary resuscitation</w:t>
+            </w:r>
+          </w:p>
+        </w:tc>
+      </w:tr>
+      <w:tr>
+        <w:tc>
+          <w:tcPr>
+            <w:tcW w:type="pct" w:w="22%"/>
+            <w:tcBorders>
+              <w:top w:val="single" w:color="999999" w:sz="4"/>
+              <w:left w:val="single" w:color="999999" w:sz="4"/>
+              <w:bottom w:val="single" w:color="999999" w:sz="4"/>
+              <w:right w:val="single" w:color="999999" w:sz="4"/>
+            </w:tcBorders>
+            <w:shd w:fill="E8E8E8" w:val="clear"/>
+          </w:tcPr>
+          <w:p>
+            <w:r>
+              <w:rPr>
+                <w:b w:val="0"/>
+              </w:rPr>
+              <w:t>HRM</w:t>
+            </w:r>
+          </w:p>
+        </w:tc>
+        <w:tc>
+          <w:tcPr>
+            <w:tcW w:type="pct" w:w="22%"/>
+            <w:tcBorders>
+              <w:top w:val="single" w:color="999999" w:sz="4"/>
+              <w:left w:val="single" w:color="999999" w:sz="4"/>
+              <w:bottom w:val="single" w:color="999999" w:sz="4"/>
+              <w:right w:val="single" w:color="999999" w:sz="4"/>
+            </w:tcBorders>
+            <w:shd w:fill="E8E8E8" w:val="clear"/>
+          </w:tcPr>
+          <w:p>
+            <w:r>
+              <w:rPr>
+                <w:b w:val="0"/>
+              </w:rPr>
+              <w:t>Human Resource Management (NABH SHCO chapter 8)</w:t>
+            </w:r>
+          </w:p>
+        </w:tc>
+      </w:tr>
+      <w:tr>
+        <w:tc>
+          <w:tcPr>
+            <w:tcW w:type="pct" w:w="22%"/>
+            <w:tcBorders>
+              <w:top w:val="single" w:color="999999" w:sz="4"/>
+              <w:left w:val="single" w:color="999999" w:sz="4"/>
+              <w:bottom w:val="single" w:color="999999" w:sz="4"/>
+              <w:right w:val="single" w:color="999999" w:sz="4"/>
+            </w:tcBorders>
+            <w:shd w:fill="E8E8E8" w:val="clear"/>
+          </w:tcPr>
+          <w:p>
+            <w:r>
+              <w:rPr>
+                <w:b w:val="0"/>
+              </w:rPr>
+              <w:t>NABH</w:t>
+            </w:r>
+          </w:p>
+        </w:tc>
+        <w:tc>
+          <w:tcPr>
+            <w:tcW w:type="pct" w:w="22%"/>
+            <w:tcBorders>
+              <w:top w:val="single" w:color="999999" w:sz="4"/>
+              <w:left w:val="single" w:color="999999" w:sz="4"/>
+              <w:bottom w:val="single" w:color="999999" w:sz="4"/>
+              <w:right w:val="single" w:color="999999" w:sz="4"/>
+            </w:tcBorders>
+            <w:shd w:fill="E8E8E8" w:val="clear"/>
+          </w:tcPr>
+          <w:p>
+            <w:r>
+              <w:rPr>
+                <w:b w:val="0"/>
+              </w:rPr>
+              <w:t>National Accreditation Board for Hospitals and Healthcare Providers</w:t>
+            </w:r>
+          </w:p>
+        </w:tc>
+      </w:tr>
+      <w:tr>
+        <w:tc>
+          <w:tcPr>
+            <w:tcW w:type="pct" w:w="22%"/>
+            <w:tcBorders>
+              <w:top w:val="single" w:color="999999" w:sz="4"/>
+              <w:left w:val="single" w:color="999999" w:sz="4"/>
+              <w:bottom w:val="single" w:color="999999" w:sz="4"/>
+              <w:right w:val="single" w:color="999999" w:sz="4"/>
+            </w:tcBorders>
+            <w:shd w:fill="E8E8E8" w:val="clear"/>
+          </w:tcPr>
+          <w:p>
+            <w:r>
+              <w:rPr>
+                <w:b w:val="0"/>
+              </w:rPr>
+              <w:t>OE</w:t>
+            </w:r>
+          </w:p>
+        </w:tc>
+        <w:tc>
+          <w:tcPr>
+            <w:tcW w:type="pct" w:w="22%"/>
+            <w:tcBorders>
+              <w:top w:val="single" w:color="999999" w:sz="4"/>
+              <w:left w:val="single" w:color="999999" w:sz="4"/>
+              <w:bottom w:val="single" w:color="999999" w:sz="4"/>
+              <w:right w:val="single" w:color="999999" w:sz="4"/>
+            </w:tcBorders>
+            <w:shd w:fill="E8E8E8" w:val="clear"/>
+          </w:tcPr>
+          <w:p>
+            <w:r>
+              <w:rPr>
+                <w:b w:val="0"/>
+              </w:rPr>
+              <w:t>objective element</w:t>
+            </w:r>
+          </w:p>
+        </w:tc>
+      </w:tr>
+      <w:tr>
+        <w:tc>
+          <w:tcPr>
+            <w:tcW w:type="pct" w:w="22%"/>
+            <w:tcBorders>
+              <w:top w:val="single" w:color="999999" w:sz="4"/>
+              <w:left w:val="single" w:color="999999" w:sz="4"/>
+              <w:bottom w:val="single" w:color="999999" w:sz="4"/>
+              <w:right w:val="single" w:color="999999" w:sz="4"/>
+            </w:tcBorders>
+            <w:shd w:fill="E8E8E8" w:val="clear"/>
+          </w:tcPr>
+          <w:p>
+            <w:r>
+              <w:rPr>
+                <w:b w:val="0"/>
+              </w:rPr>
+              <w:t>SHCO</w:t>
+            </w:r>
+          </w:p>
+        </w:tc>
+        <w:tc>
+          <w:tcPr>
+            <w:tcW w:type="pct" w:w="22%"/>
+            <w:tcBorders>
+              <w:top w:val="single" w:color="999999" w:sz="4"/>
+              <w:left w:val="single" w:color="999999" w:sz="4"/>
+              <w:bottom w:val="single" w:color="999999" w:sz="4"/>
+              <w:right w:val="single" w:color="999999" w:sz="4"/>
+            </w:tcBorders>
+            <w:shd w:fill="E8E8E8" w:val="clear"/>
+          </w:tcPr>
+          <w:p>
+            <w:r>
+              <w:rPr>
+                <w:b w:val="0"/>
+              </w:rPr>
+              <w:t>Standards for Small Healthcare Organisations</w:t>
+            </w:r>
+          </w:p>
+        </w:tc>
+      </w:tr>
+    </w:tbl>
     <w:p>
       <w:pPr>
         <w:pStyle w:val="Heading1"/>

--- a/policies/build/masters/HRM.2_v2_master.docx
+++ b/policies/build/masters/HRM.2_v2_master.docx
@@ -694,18 +694,6 @@
     </w:p>
     <w:p>
       <w:pPr>
-        <w:spacing w:after="140"/>
-      </w:pPr>
-      <w:r>
-        <w:rPr>
-          <w:sz w:val="22"/>
-          <w:szCs w:val="22"/>
-        </w:rPr>
-        <w:t xml:space="preserve">Words marked «like this» are defaults a small hospital can keep. A blank marked «________» has no sensible default. Fill it in before this document is signed.</w:t>
-      </w:r>
-    </w:p>
-    <w:p>
-      <w:pPr>
         <w:pStyle w:val="Heading1"/>
         <w:spacing w:after="120" w:before="280"/>
       </w:pPr>
@@ -735,69 +723,6 @@
           <w:szCs w:val="22"/>
         </w:rPr>
         <w:t xml:space="preserve">It covers HRM.2.a–e. It does not cover safety-programme training content owned by ROM, COP, FMS and PSQ (HRM.3), performance appraisal (HRM.4) or credentialing verification (HRM.7–9).</w:t>
-      </w:r>
-    </w:p>
-    <w:p>
-      <w:pPr>
-        <w:spacing w:after="140"/>
-      </w:pPr>
-      <w:r>
-        <w:rPr>
-          <w:sz w:val="22"/>
-          <w:szCs w:val="22"/>
-        </w:rPr>
-        <w:t xml:space="preserve">Boundaries with other policies of «Hospital Name»:</w:t>
-      </w:r>
-    </w:p>
-    <w:p>
-      <w:pPr>
-        <w:pStyle w:val="ListParagraph"/>
-        <w:numPr>
-          <w:ilvl w:val="0"/>
-          <w:numId w:val="1"/>
-        </w:numPr>
-        <w:spacing w:after="60"/>
-      </w:pPr>
-      <w:r>
-        <w:rPr>
-          <w:sz w:val="22"/>
-          <w:szCs w:val="22"/>
-        </w:rPr>
-        <w:t xml:space="preserve">HRM.1 owns recruitment and hands new hires to induction. This policy owns the induction curriculum and ongoing training programme.</w:t>
-      </w:r>
-    </w:p>
-    <w:p>
-      <w:pPr>
-        <w:pStyle w:val="ListParagraph"/>
-        <w:numPr>
-          <w:ilvl w:val="0"/>
-          <w:numId w:val="1"/>
-        </w:numPr>
-        <w:spacing w:after="60"/>
-      </w:pPr>
-      <w:r>
-        <w:rPr>
-          <w:sz w:val="22"/>
-          <w:szCs w:val="22"/>
-        </w:rPr>
-        <w:t xml:space="preserve">HRM.3 owns training delivery for safety, disaster, fire and QI programmes defined elsewhere. This policy owns the training framework, calendar and effectiveness evaluation.</w:t>
-      </w:r>
-    </w:p>
-    <w:p>
-      <w:pPr>
-        <w:pStyle w:val="ListParagraph"/>
-        <w:numPr>
-          <w:ilvl w:val="0"/>
-          <w:numId w:val="1"/>
-        </w:numPr>
-        <w:spacing w:after="60"/>
-      </w:pPr>
-      <w:r>
-        <w:rPr>
-          <w:sz w:val="22"/>
-          <w:szCs w:val="22"/>
-        </w:rPr>
-        <w:t xml:space="preserve">PSQ.4 owns management support for training resources. This policy owns the training policy and calendar.</w:t>
       </w:r>
     </w:p>
     <w:p>

--- a/policies/build/masters/HRM.2_v2_master.docx
+++ b/policies/build/masters/HRM.2_v2_master.docx
@@ -2242,6 +2242,448 @@
         <w:t xml:space="preserve">The Nursing Superintendent holds signed acknowledgements with the induction record.</w:t>
       </w:r>
     </w:p>
+    <w:p>
+      <w:pPr>
+        <w:pStyle w:val="Heading1"/>
+        <w:spacing w:after="120" w:before="280"/>
+      </w:pPr>
+      <w:r>
+        <w:t>9. Distribution</w:t>
+      </w:r>
+    </w:p>
+    <w:p>
+      <w:pPr>
+        <w:spacing w:after="140"/>
+      </w:pPr>
+      <w:r>
+        <w:rPr>
+          <w:sz w:val="22"/>
+          <w:szCs w:val="22"/>
+        </w:rPr>
+        <w:t xml:space="preserve">Official master copy: office of the Medical Superintendent, «Hospital Name», with the Training Coordinator.</w:t>
+      </w:r>
+    </w:p>
+    <w:p>
+      <w:pPr>
+        <w:spacing w:after="140"/>
+      </w:pPr>
+      <w:r>
+        <w:rPr>
+          <w:sz w:val="22"/>
+          <w:szCs w:val="22"/>
+        </w:rPr>
+        <w:t xml:space="preserve">Copies issued to: HR office; department heads; all clinical and nursing areas.</w:t>
+      </w:r>
+    </w:p>
+    <w:p>
+      <w:pPr>
+        <w:spacing w:after="140"/>
+      </w:pPr>
+      <w:r>
+        <w:rPr>
+          <w:sz w:val="22"/>
+          <w:szCs w:val="22"/>
+        </w:rPr>
+        <w:t xml:space="preserve">The current version is available to all staff at the «HR office policy file» and, if the hospital keeps an intranet, at «staff intranet / policies».</w:t>
+      </w:r>
+    </w:p>
+    <w:p>
+      <w:pPr>
+        <w:spacing w:after="140"/>
+      </w:pPr>
+      <w:r>
+        <w:rPr>
+          <w:sz w:val="22"/>
+          <w:szCs w:val="22"/>
+        </w:rPr>
+        <w:t xml:space="preserve">When a new version is issued, take old copies out of use.</w:t>
+      </w:r>
+    </w:p>
+    <w:p>
+      <w:pPr>
+        <w:pStyle w:val="Heading1"/>
+        <w:spacing w:after="120" w:before="280"/>
+      </w:pPr>
+      <w:r>
+        <w:t>10. Abbreviations</w:t>
+      </w:r>
+    </w:p>
+    <w:tbl>
+      <w:tblPr>
+        <w:tblW w:type="pct" w:w="100%"/>
+        <w:tblBorders>
+          <w:top w:val="single" w:color="auto" w:sz="4"/>
+          <w:left w:val="single" w:color="auto" w:sz="4"/>
+          <w:bottom w:val="single" w:color="auto" w:sz="4"/>
+          <w:right w:val="single" w:color="auto" w:sz="4"/>
+          <w:insideH w:val="single" w:color="auto" w:sz="4"/>
+          <w:insideV w:val="single" w:color="auto" w:sz="4"/>
+        </w:tblBorders>
+      </w:tblPr>
+      <w:tblGrid>
+        <w:gridCol w:w="100"/>
+        <w:gridCol w:w="100"/>
+      </w:tblGrid>
+      <w:tr>
+        <w:tc>
+          <w:tcPr>
+            <w:tcW w:type="pct" w:w="22%"/>
+            <w:tcBorders>
+              <w:top w:val="single" w:color="999999" w:sz="4"/>
+              <w:left w:val="single" w:color="999999" w:sz="4"/>
+              <w:bottom w:val="single" w:color="999999" w:sz="4"/>
+              <w:right w:val="single" w:color="999999" w:sz="4"/>
+            </w:tcBorders>
+            <w:shd w:fill="E8E8E8" w:val="clear"/>
+          </w:tcPr>
+          <w:p>
+            <w:r>
+              <w:rPr>
+                <w:b/>
+              </w:rPr>
+              <w:t>Abbreviation</w:t>
+            </w:r>
+          </w:p>
+        </w:tc>
+        <w:tc>
+          <w:tcPr>
+            <w:tcW w:type="pct" w:w="22%"/>
+            <w:tcBorders>
+              <w:top w:val="single" w:color="999999" w:sz="4"/>
+              <w:left w:val="single" w:color="999999" w:sz="4"/>
+              <w:bottom w:val="single" w:color="999999" w:sz="4"/>
+              <w:right w:val="single" w:color="999999" w:sz="4"/>
+            </w:tcBorders>
+            <w:shd w:fill="E8E8E8" w:val="clear"/>
+          </w:tcPr>
+          <w:p>
+            <w:r>
+              <w:rPr>
+                <w:b/>
+              </w:rPr>
+              <w:t>Meaning</w:t>
+            </w:r>
+          </w:p>
+        </w:tc>
+      </w:tr>
+      <w:tr>
+        <w:tc>
+          <w:tcPr>
+            <w:tcW w:type="pct" w:w="22%"/>
+            <w:tcBorders>
+              <w:top w:val="single" w:color="999999" w:sz="4"/>
+              <w:left w:val="single" w:color="999999" w:sz="4"/>
+              <w:bottom w:val="single" w:color="999999" w:sz="4"/>
+              <w:right w:val="single" w:color="999999" w:sz="4"/>
+            </w:tcBorders>
+            <w:shd w:fill="E8E8E8" w:val="clear"/>
+          </w:tcPr>
+          <w:p>
+            <w:r>
+              <w:rPr>
+                <w:b w:val="0"/>
+              </w:rPr>
+              <w:t>AED</w:t>
+            </w:r>
+          </w:p>
+        </w:tc>
+        <w:tc>
+          <w:tcPr>
+            <w:tcW w:type="pct" w:w="22%"/>
+            <w:tcBorders>
+              <w:top w:val="single" w:color="999999" w:sz="4"/>
+              <w:left w:val="single" w:color="999999" w:sz="4"/>
+              <w:bottom w:val="single" w:color="999999" w:sz="4"/>
+              <w:right w:val="single" w:color="999999" w:sz="4"/>
+            </w:tcBorders>
+            <w:shd w:fill="E8E8E8" w:val="clear"/>
+          </w:tcPr>
+          <w:p>
+            <w:r>
+              <w:rPr>
+                <w:b w:val="0"/>
+              </w:rPr>
+              <w:t>automated external defibrillator</w:t>
+            </w:r>
+          </w:p>
+        </w:tc>
+      </w:tr>
+      <w:tr>
+        <w:tc>
+          <w:tcPr>
+            <w:tcW w:type="pct" w:w="22%"/>
+            <w:tcBorders>
+              <w:top w:val="single" w:color="999999" w:sz="4"/>
+              <w:left w:val="single" w:color="999999" w:sz="4"/>
+              <w:bottom w:val="single" w:color="999999" w:sz="4"/>
+              <w:right w:val="single" w:color="999999" w:sz="4"/>
+            </w:tcBorders>
+            <w:shd w:fill="E8E8E8" w:val="clear"/>
+          </w:tcPr>
+          <w:p>
+            <w:r>
+              <w:rPr>
+                <w:b w:val="0"/>
+              </w:rPr>
+              <w:t>BLS</w:t>
+            </w:r>
+          </w:p>
+        </w:tc>
+        <w:tc>
+          <w:tcPr>
+            <w:tcW w:type="pct" w:w="22%"/>
+            <w:tcBorders>
+              <w:top w:val="single" w:color="999999" w:sz="4"/>
+              <w:left w:val="single" w:color="999999" w:sz="4"/>
+              <w:bottom w:val="single" w:color="999999" w:sz="4"/>
+              <w:right w:val="single" w:color="999999" w:sz="4"/>
+            </w:tcBorders>
+            <w:shd w:fill="E8E8E8" w:val="clear"/>
+          </w:tcPr>
+          <w:p>
+            <w:r>
+              <w:rPr>
+                <w:b w:val="0"/>
+              </w:rPr>
+              <w:t>basic life support</w:t>
+            </w:r>
+          </w:p>
+        </w:tc>
+      </w:tr>
+      <w:tr>
+        <w:tc>
+          <w:tcPr>
+            <w:tcW w:type="pct" w:w="22%"/>
+            <w:tcBorders>
+              <w:top w:val="single" w:color="999999" w:sz="4"/>
+              <w:left w:val="single" w:color="999999" w:sz="4"/>
+              <w:bottom w:val="single" w:color="999999" w:sz="4"/>
+              <w:right w:val="single" w:color="999999" w:sz="4"/>
+            </w:tcBorders>
+            <w:shd w:fill="E8E8E8" w:val="clear"/>
+          </w:tcPr>
+          <w:p>
+            <w:r>
+              <w:rPr>
+                <w:b w:val="0"/>
+              </w:rPr>
+              <w:t>CPR</w:t>
+            </w:r>
+          </w:p>
+        </w:tc>
+        <w:tc>
+          <w:tcPr>
+            <w:tcW w:type="pct" w:w="22%"/>
+            <w:tcBorders>
+              <w:top w:val="single" w:color="999999" w:sz="4"/>
+              <w:left w:val="single" w:color="999999" w:sz="4"/>
+              <w:bottom w:val="single" w:color="999999" w:sz="4"/>
+              <w:right w:val="single" w:color="999999" w:sz="4"/>
+            </w:tcBorders>
+            <w:shd w:fill="E8E8E8" w:val="clear"/>
+          </w:tcPr>
+          <w:p>
+            <w:r>
+              <w:rPr>
+                <w:b w:val="0"/>
+              </w:rPr>
+              <w:t>cardiopulmonary resuscitation</w:t>
+            </w:r>
+          </w:p>
+        </w:tc>
+      </w:tr>
+      <w:tr>
+        <w:tc>
+          <w:tcPr>
+            <w:tcW w:type="pct" w:w="22%"/>
+            <w:tcBorders>
+              <w:top w:val="single" w:color="999999" w:sz="4"/>
+              <w:left w:val="single" w:color="999999" w:sz="4"/>
+              <w:bottom w:val="single" w:color="999999" w:sz="4"/>
+              <w:right w:val="single" w:color="999999" w:sz="4"/>
+            </w:tcBorders>
+            <w:shd w:fill="E8E8E8" w:val="clear"/>
+          </w:tcPr>
+          <w:p>
+            <w:r>
+              <w:rPr>
+                <w:b w:val="0"/>
+              </w:rPr>
+              <w:t>HRM</w:t>
+            </w:r>
+          </w:p>
+        </w:tc>
+        <w:tc>
+          <w:tcPr>
+            <w:tcW w:type="pct" w:w="22%"/>
+            <w:tcBorders>
+              <w:top w:val="single" w:color="999999" w:sz="4"/>
+              <w:left w:val="single" w:color="999999" w:sz="4"/>
+              <w:bottom w:val="single" w:color="999999" w:sz="4"/>
+              <w:right w:val="single" w:color="999999" w:sz="4"/>
+            </w:tcBorders>
+            <w:shd w:fill="E8E8E8" w:val="clear"/>
+          </w:tcPr>
+          <w:p>
+            <w:r>
+              <w:rPr>
+                <w:b w:val="0"/>
+              </w:rPr>
+              <w:t>Human Resource Management (NABH SHCO chapter 8)</w:t>
+            </w:r>
+          </w:p>
+        </w:tc>
+      </w:tr>
+      <w:tr>
+        <w:tc>
+          <w:tcPr>
+            <w:tcW w:type="pct" w:w="22%"/>
+            <w:tcBorders>
+              <w:top w:val="single" w:color="999999" w:sz="4"/>
+              <w:left w:val="single" w:color="999999" w:sz="4"/>
+              <w:bottom w:val="single" w:color="999999" w:sz="4"/>
+              <w:right w:val="single" w:color="999999" w:sz="4"/>
+            </w:tcBorders>
+            <w:shd w:fill="E8E8E8" w:val="clear"/>
+          </w:tcPr>
+          <w:p>
+            <w:r>
+              <w:rPr>
+                <w:b w:val="0"/>
+              </w:rPr>
+              <w:t>NABH</w:t>
+            </w:r>
+          </w:p>
+        </w:tc>
+        <w:tc>
+          <w:tcPr>
+            <w:tcW w:type="pct" w:w="22%"/>
+            <w:tcBorders>
+              <w:top w:val="single" w:color="999999" w:sz="4"/>
+              <w:left w:val="single" w:color="999999" w:sz="4"/>
+              <w:bottom w:val="single" w:color="999999" w:sz="4"/>
+              <w:right w:val="single" w:color="999999" w:sz="4"/>
+            </w:tcBorders>
+            <w:shd w:fill="E8E8E8" w:val="clear"/>
+          </w:tcPr>
+          <w:p>
+            <w:r>
+              <w:rPr>
+                <w:b w:val="0"/>
+              </w:rPr>
+              <w:t>National Accreditation Board for Hospitals and Healthcare Providers</w:t>
+            </w:r>
+          </w:p>
+        </w:tc>
+      </w:tr>
+      <w:tr>
+        <w:tc>
+          <w:tcPr>
+            <w:tcW w:type="pct" w:w="22%"/>
+            <w:tcBorders>
+              <w:top w:val="single" w:color="999999" w:sz="4"/>
+              <w:left w:val="single" w:color="999999" w:sz="4"/>
+              <w:bottom w:val="single" w:color="999999" w:sz="4"/>
+              <w:right w:val="single" w:color="999999" w:sz="4"/>
+            </w:tcBorders>
+            <w:shd w:fill="E8E8E8" w:val="clear"/>
+          </w:tcPr>
+          <w:p>
+            <w:r>
+              <w:rPr>
+                <w:b w:val="0"/>
+              </w:rPr>
+              <w:t>OE</w:t>
+            </w:r>
+          </w:p>
+        </w:tc>
+        <w:tc>
+          <w:tcPr>
+            <w:tcW w:type="pct" w:w="22%"/>
+            <w:tcBorders>
+              <w:top w:val="single" w:color="999999" w:sz="4"/>
+              <w:left w:val="single" w:color="999999" w:sz="4"/>
+              <w:bottom w:val="single" w:color="999999" w:sz="4"/>
+              <w:right w:val="single" w:color="999999" w:sz="4"/>
+            </w:tcBorders>
+            <w:shd w:fill="E8E8E8" w:val="clear"/>
+          </w:tcPr>
+          <w:p>
+            <w:r>
+              <w:rPr>
+                <w:b w:val="0"/>
+              </w:rPr>
+              <w:t>objective element</w:t>
+            </w:r>
+          </w:p>
+        </w:tc>
+      </w:tr>
+      <w:tr>
+        <w:tc>
+          <w:tcPr>
+            <w:tcW w:type="pct" w:w="22%"/>
+            <w:tcBorders>
+              <w:top w:val="single" w:color="999999" w:sz="4"/>
+              <w:left w:val="single" w:color="999999" w:sz="4"/>
+              <w:bottom w:val="single" w:color="999999" w:sz="4"/>
+              <w:right w:val="single" w:color="999999" w:sz="4"/>
+            </w:tcBorders>
+            <w:shd w:fill="E8E8E8" w:val="clear"/>
+          </w:tcPr>
+          <w:p>
+            <w:r>
+              <w:rPr>
+                <w:b w:val="0"/>
+              </w:rPr>
+              <w:t>SHCO</w:t>
+            </w:r>
+          </w:p>
+        </w:tc>
+        <w:tc>
+          <w:tcPr>
+            <w:tcW w:type="pct" w:w="22%"/>
+            <w:tcBorders>
+              <w:top w:val="single" w:color="999999" w:sz="4"/>
+              <w:left w:val="single" w:color="999999" w:sz="4"/>
+              <w:bottom w:val="single" w:color="999999" w:sz="4"/>
+              <w:right w:val="single" w:color="999999" w:sz="4"/>
+            </w:tcBorders>
+            <w:shd w:fill="E8E8E8" w:val="clear"/>
+          </w:tcPr>
+          <w:p>
+            <w:r>
+              <w:rPr>
+                <w:b w:val="0"/>
+              </w:rPr>
+              <w:t>Standards for Small Healthcare Organisations</w:t>
+            </w:r>
+          </w:p>
+        </w:tc>
+      </w:tr>
+    </w:tbl>
+    <w:p>
+      <w:pPr>
+        <w:pStyle w:val="Heading1"/>
+        <w:spacing w:after="120" w:before="280"/>
+      </w:pPr>
+      <w:r>
+        <w:t>11. Traceability to NABH SHCO 3rd Edition HRM.2</w:t>
+      </w:r>
+    </w:p>
+    <w:p>
+      <w:pPr>
+        <w:spacing w:after="120"/>
+      </w:pPr>
+      <w:r>
+        <w:rPr>
+          <w:i/>
+          <w:iCs/>
+          <w:sz w:val="20"/>
+          <w:szCs w:val="20"/>
+        </w:rPr>
+        <w:t xml:space="preserve">This table is an index. It is not how the policy is organised.</w:t>
+      </w:r>
+    </w:p>
     <w:tbl>
       <w:tblPr>
         <w:tblW w:type="pct" w:w="100%"/>
@@ -2906,448 +3348,6 @@
         </w:tc>
       </w:tr>
     </w:tbl>
-    <w:p>
-      <w:pPr>
-        <w:pStyle w:val="Heading1"/>
-        <w:spacing w:after="120" w:before="280"/>
-      </w:pPr>
-      <w:r>
-        <w:t>9. Distribution</w:t>
-      </w:r>
-    </w:p>
-    <w:p>
-      <w:pPr>
-        <w:spacing w:after="140"/>
-      </w:pPr>
-      <w:r>
-        <w:rPr>
-          <w:sz w:val="22"/>
-          <w:szCs w:val="22"/>
-        </w:rPr>
-        <w:t xml:space="preserve">Official master copy: office of the Medical Superintendent, «Hospital Name», with the Training Coordinator.</w:t>
-      </w:r>
-    </w:p>
-    <w:p>
-      <w:pPr>
-        <w:spacing w:after="140"/>
-      </w:pPr>
-      <w:r>
-        <w:rPr>
-          <w:sz w:val="22"/>
-          <w:szCs w:val="22"/>
-        </w:rPr>
-        <w:t xml:space="preserve">Copies issued to: HR office; department heads; all clinical and nursing areas.</w:t>
-      </w:r>
-    </w:p>
-    <w:p>
-      <w:pPr>
-        <w:spacing w:after="140"/>
-      </w:pPr>
-      <w:r>
-        <w:rPr>
-          <w:sz w:val="22"/>
-          <w:szCs w:val="22"/>
-        </w:rPr>
-        <w:t xml:space="preserve">The current version is available to all staff at the «HR office policy file» and, if the hospital keeps an intranet, at «staff intranet / policies».</w:t>
-      </w:r>
-    </w:p>
-    <w:p>
-      <w:pPr>
-        <w:spacing w:after="140"/>
-      </w:pPr>
-      <w:r>
-        <w:rPr>
-          <w:sz w:val="22"/>
-          <w:szCs w:val="22"/>
-        </w:rPr>
-        <w:t xml:space="preserve">When a new version is issued, take old copies out of use.</w:t>
-      </w:r>
-    </w:p>
-    <w:p>
-      <w:pPr>
-        <w:pStyle w:val="Heading1"/>
-        <w:spacing w:after="120" w:before="280"/>
-      </w:pPr>
-      <w:r>
-        <w:t>10. Abbreviations</w:t>
-      </w:r>
-    </w:p>
-    <w:tbl>
-      <w:tblPr>
-        <w:tblW w:type="pct" w:w="100%"/>
-        <w:tblBorders>
-          <w:top w:val="single" w:color="auto" w:sz="4"/>
-          <w:left w:val="single" w:color="auto" w:sz="4"/>
-          <w:bottom w:val="single" w:color="auto" w:sz="4"/>
-          <w:right w:val="single" w:color="auto" w:sz="4"/>
-          <w:insideH w:val="single" w:color="auto" w:sz="4"/>
-          <w:insideV w:val="single" w:color="auto" w:sz="4"/>
-        </w:tblBorders>
-      </w:tblPr>
-      <w:tblGrid>
-        <w:gridCol w:w="100"/>
-        <w:gridCol w:w="100"/>
-      </w:tblGrid>
-      <w:tr>
-        <w:tc>
-          <w:tcPr>
-            <w:tcW w:type="pct" w:w="22%"/>
-            <w:tcBorders>
-              <w:top w:val="single" w:color="999999" w:sz="4"/>
-              <w:left w:val="single" w:color="999999" w:sz="4"/>
-              <w:bottom w:val="single" w:color="999999" w:sz="4"/>
-              <w:right w:val="single" w:color="999999" w:sz="4"/>
-            </w:tcBorders>
-            <w:shd w:fill="E8E8E8" w:val="clear"/>
-          </w:tcPr>
-          <w:p>
-            <w:r>
-              <w:rPr>
-                <w:b/>
-              </w:rPr>
-              <w:t>Abbreviation</w:t>
-            </w:r>
-          </w:p>
-        </w:tc>
-        <w:tc>
-          <w:tcPr>
-            <w:tcW w:type="pct" w:w="22%"/>
-            <w:tcBorders>
-              <w:top w:val="single" w:color="999999" w:sz="4"/>
-              <w:left w:val="single" w:color="999999" w:sz="4"/>
-              <w:bottom w:val="single" w:color="999999" w:sz="4"/>
-              <w:right w:val="single" w:color="999999" w:sz="4"/>
-            </w:tcBorders>
-            <w:shd w:fill="E8E8E8" w:val="clear"/>
-          </w:tcPr>
-          <w:p>
-            <w:r>
-              <w:rPr>
-                <w:b/>
-              </w:rPr>
-              <w:t>Meaning</w:t>
-            </w:r>
-          </w:p>
-        </w:tc>
-      </w:tr>
-      <w:tr>
-        <w:tc>
-          <w:tcPr>
-            <w:tcW w:type="pct" w:w="22%"/>
-            <w:tcBorders>
-              <w:top w:val="single" w:color="999999" w:sz="4"/>
-              <w:left w:val="single" w:color="999999" w:sz="4"/>
-              <w:bottom w:val="single" w:color="999999" w:sz="4"/>
-              <w:right w:val="single" w:color="999999" w:sz="4"/>
-            </w:tcBorders>
-            <w:shd w:fill="E8E8E8" w:val="clear"/>
-          </w:tcPr>
-          <w:p>
-            <w:r>
-              <w:rPr>
-                <w:b w:val="0"/>
-              </w:rPr>
-              <w:t>AED</w:t>
-            </w:r>
-          </w:p>
-        </w:tc>
-        <w:tc>
-          <w:tcPr>
-            <w:tcW w:type="pct" w:w="22%"/>
-            <w:tcBorders>
-              <w:top w:val="single" w:color="999999" w:sz="4"/>
-              <w:left w:val="single" w:color="999999" w:sz="4"/>
-              <w:bottom w:val="single" w:color="999999" w:sz="4"/>
-              <w:right w:val="single" w:color="999999" w:sz="4"/>
-            </w:tcBorders>
-            <w:shd w:fill="E8E8E8" w:val="clear"/>
-          </w:tcPr>
-          <w:p>
-            <w:r>
-              <w:rPr>
-                <w:b w:val="0"/>
-              </w:rPr>
-              <w:t>automated external defibrillator</w:t>
-            </w:r>
-          </w:p>
-        </w:tc>
-      </w:tr>
-      <w:tr>
-        <w:tc>
-          <w:tcPr>
-            <w:tcW w:type="pct" w:w="22%"/>
-            <w:tcBorders>
-              <w:top w:val="single" w:color="999999" w:sz="4"/>
-              <w:left w:val="single" w:color="999999" w:sz="4"/>
-              <w:bottom w:val="single" w:color="999999" w:sz="4"/>
-              <w:right w:val="single" w:color="999999" w:sz="4"/>
-            </w:tcBorders>
-            <w:shd w:fill="E8E8E8" w:val="clear"/>
-          </w:tcPr>
-          <w:p>
-            <w:r>
-              <w:rPr>
-                <w:b w:val="0"/>
-              </w:rPr>
-              <w:t>BLS</w:t>
-            </w:r>
-          </w:p>
-        </w:tc>
-        <w:tc>
-          <w:tcPr>
-            <w:tcW w:type="pct" w:w="22%"/>
-            <w:tcBorders>
-              <w:top w:val="single" w:color="999999" w:sz="4"/>
-              <w:left w:val="single" w:color="999999" w:sz="4"/>
-              <w:bottom w:val="single" w:color="999999" w:sz="4"/>
-              <w:right w:val="single" w:color="999999" w:sz="4"/>
-            </w:tcBorders>
-            <w:shd w:fill="E8E8E8" w:val="clear"/>
-          </w:tcPr>
-          <w:p>
-            <w:r>
-              <w:rPr>
-                <w:b w:val="0"/>
-              </w:rPr>
-              <w:t>basic life support</w:t>
-            </w:r>
-          </w:p>
-        </w:tc>
-      </w:tr>
-      <w:tr>
-        <w:tc>
-          <w:tcPr>
-            <w:tcW w:type="pct" w:w="22%"/>
-            <w:tcBorders>
-              <w:top w:val="single" w:color="999999" w:sz="4"/>
-              <w:left w:val="single" w:color="999999" w:sz="4"/>
-              <w:bottom w:val="single" w:color="999999" w:sz="4"/>
-              <w:right w:val="single" w:color="999999" w:sz="4"/>
-            </w:tcBorders>
-            <w:shd w:fill="E8E8E8" w:val="clear"/>
-          </w:tcPr>
-          <w:p>
-            <w:r>
-              <w:rPr>
-                <w:b w:val="0"/>
-              </w:rPr>
-              <w:t>CPR</w:t>
-            </w:r>
-          </w:p>
-        </w:tc>
-        <w:tc>
-          <w:tcPr>
-            <w:tcW w:type="pct" w:w="22%"/>
-            <w:tcBorders>
-              <w:top w:val="single" w:color="999999" w:sz="4"/>
-              <w:left w:val="single" w:color="999999" w:sz="4"/>
-              <w:bottom w:val="single" w:color="999999" w:sz="4"/>
-              <w:right w:val="single" w:color="999999" w:sz="4"/>
-            </w:tcBorders>
-            <w:shd w:fill="E8E8E8" w:val="clear"/>
-          </w:tcPr>
-          <w:p>
-            <w:r>
-              <w:rPr>
-                <w:b w:val="0"/>
-              </w:rPr>
-              <w:t>cardiopulmonary resuscitation</w:t>
-            </w:r>
-          </w:p>
-        </w:tc>
-      </w:tr>
-      <w:tr>
-        <w:tc>
-          <w:tcPr>
-            <w:tcW w:type="pct" w:w="22%"/>
-            <w:tcBorders>
-              <w:top w:val="single" w:color="999999" w:sz="4"/>
-              <w:left w:val="single" w:color="999999" w:sz="4"/>
-              <w:bottom w:val="single" w:color="999999" w:sz="4"/>
-              <w:right w:val="single" w:color="999999" w:sz="4"/>
-            </w:tcBorders>
-            <w:shd w:fill="E8E8E8" w:val="clear"/>
-          </w:tcPr>
-          <w:p>
-            <w:r>
-              <w:rPr>
-                <w:b w:val="0"/>
-              </w:rPr>
-              <w:t>HRM</w:t>
-            </w:r>
-          </w:p>
-        </w:tc>
-        <w:tc>
-          <w:tcPr>
-            <w:tcW w:type="pct" w:w="22%"/>
-            <w:tcBorders>
-              <w:top w:val="single" w:color="999999" w:sz="4"/>
-              <w:left w:val="single" w:color="999999" w:sz="4"/>
-              <w:bottom w:val="single" w:color="999999" w:sz="4"/>
-              <w:right w:val="single" w:color="999999" w:sz="4"/>
-            </w:tcBorders>
-            <w:shd w:fill="E8E8E8" w:val="clear"/>
-          </w:tcPr>
-          <w:p>
-            <w:r>
-              <w:rPr>
-                <w:b w:val="0"/>
-              </w:rPr>
-              <w:t>Human Resource Management (NABH SHCO chapter 8)</w:t>
-            </w:r>
-          </w:p>
-        </w:tc>
-      </w:tr>
-      <w:tr>
-        <w:tc>
-          <w:tcPr>
-            <w:tcW w:type="pct" w:w="22%"/>
-            <w:tcBorders>
-              <w:top w:val="single" w:color="999999" w:sz="4"/>
-              <w:left w:val="single" w:color="999999" w:sz="4"/>
-              <w:bottom w:val="single" w:color="999999" w:sz="4"/>
-              <w:right w:val="single" w:color="999999" w:sz="4"/>
-            </w:tcBorders>
-            <w:shd w:fill="E8E8E8" w:val="clear"/>
-          </w:tcPr>
-          <w:p>
-            <w:r>
-              <w:rPr>
-                <w:b w:val="0"/>
-              </w:rPr>
-              <w:t>NABH</w:t>
-            </w:r>
-          </w:p>
-        </w:tc>
-        <w:tc>
-          <w:tcPr>
-            <w:tcW w:type="pct" w:w="22%"/>
-            <w:tcBorders>
-              <w:top w:val="single" w:color="999999" w:sz="4"/>
-              <w:left w:val="single" w:color="999999" w:sz="4"/>
-              <w:bottom w:val="single" w:color="999999" w:sz="4"/>
-              <w:right w:val="single" w:color="999999" w:sz="4"/>
-            </w:tcBorders>
-            <w:shd w:fill="E8E8E8" w:val="clear"/>
-          </w:tcPr>
-          <w:p>
-            <w:r>
-              <w:rPr>
-                <w:b w:val="0"/>
-              </w:rPr>
-              <w:t>National Accreditation Board for Hospitals and Healthcare Providers</w:t>
-            </w:r>
-          </w:p>
-        </w:tc>
-      </w:tr>
-      <w:tr>
-        <w:tc>
-          <w:tcPr>
-            <w:tcW w:type="pct" w:w="22%"/>
-            <w:tcBorders>
-              <w:top w:val="single" w:color="999999" w:sz="4"/>
-              <w:left w:val="single" w:color="999999" w:sz="4"/>
-              <w:bottom w:val="single" w:color="999999" w:sz="4"/>
-              <w:right w:val="single" w:color="999999" w:sz="4"/>
-            </w:tcBorders>
-            <w:shd w:fill="E8E8E8" w:val="clear"/>
-          </w:tcPr>
-          <w:p>
-            <w:r>
-              <w:rPr>
-                <w:b w:val="0"/>
-              </w:rPr>
-              <w:t>OE</w:t>
-            </w:r>
-          </w:p>
-        </w:tc>
-        <w:tc>
-          <w:tcPr>
-            <w:tcW w:type="pct" w:w="22%"/>
-            <w:tcBorders>
-              <w:top w:val="single" w:color="999999" w:sz="4"/>
-              <w:left w:val="single" w:color="999999" w:sz="4"/>
-              <w:bottom w:val="single" w:color="999999" w:sz="4"/>
-              <w:right w:val="single" w:color="999999" w:sz="4"/>
-            </w:tcBorders>
-            <w:shd w:fill="E8E8E8" w:val="clear"/>
-          </w:tcPr>
-          <w:p>
-            <w:r>
-              <w:rPr>
-                <w:b w:val="0"/>
-              </w:rPr>
-              <w:t>objective element</w:t>
-            </w:r>
-          </w:p>
-        </w:tc>
-      </w:tr>
-      <w:tr>
-        <w:tc>
-          <w:tcPr>
-            <w:tcW w:type="pct" w:w="22%"/>
-            <w:tcBorders>
-              <w:top w:val="single" w:color="999999" w:sz="4"/>
-              <w:left w:val="single" w:color="999999" w:sz="4"/>
-              <w:bottom w:val="single" w:color="999999" w:sz="4"/>
-              <w:right w:val="single" w:color="999999" w:sz="4"/>
-            </w:tcBorders>
-            <w:shd w:fill="E8E8E8" w:val="clear"/>
-          </w:tcPr>
-          <w:p>
-            <w:r>
-              <w:rPr>
-                <w:b w:val="0"/>
-              </w:rPr>
-              <w:t>SHCO</w:t>
-            </w:r>
-          </w:p>
-        </w:tc>
-        <w:tc>
-          <w:tcPr>
-            <w:tcW w:type="pct" w:w="22%"/>
-            <w:tcBorders>
-              <w:top w:val="single" w:color="999999" w:sz="4"/>
-              <w:left w:val="single" w:color="999999" w:sz="4"/>
-              <w:bottom w:val="single" w:color="999999" w:sz="4"/>
-              <w:right w:val="single" w:color="999999" w:sz="4"/>
-            </w:tcBorders>
-            <w:shd w:fill="E8E8E8" w:val="clear"/>
-          </w:tcPr>
-          <w:p>
-            <w:r>
-              <w:rPr>
-                <w:b w:val="0"/>
-              </w:rPr>
-              <w:t>Standards for Small Healthcare Organisations</w:t>
-            </w:r>
-          </w:p>
-        </w:tc>
-      </w:tr>
-    </w:tbl>
-    <w:p>
-      <w:pPr>
-        <w:pStyle w:val="Heading1"/>
-        <w:spacing w:after="120" w:before="280"/>
-      </w:pPr>
-      <w:r>
-        <w:t>11. Traceability to NABH SHCO 3rd Edition HRM.2</w:t>
-      </w:r>
-    </w:p>
-    <w:p>
-      <w:pPr>
-        <w:spacing w:after="120"/>
-      </w:pPr>
-      <w:r>
-        <w:rPr>
-          <w:i/>
-          <w:iCs/>
-          <w:sz w:val="20"/>
-          <w:szCs w:val="20"/>
-        </w:rPr>
-        <w:t xml:space="preserve">This table is an index. It is not how the policy is organised.</w:t>
-      </w:r>
-    </w:p>
     <w:p>
       <w:pPr>
         <w:pStyle w:val="Heading1"/>

--- a/policies/build/masters/HRM.2_v2_master.docx
+++ b/policies/build/masters/HRM.2_v2_master.docx
@@ -682,18 +682,6 @@
     </w:p>
     <w:p>
       <w:pPr>
-        <w:spacing w:after="140"/>
-      </w:pPr>
-      <w:r>
-        <w:rPr>
-          <w:sz w:val="22"/>
-          <w:szCs w:val="22"/>
-        </w:rPr>
-        <w:t xml:space="preserve">HRM.1 owns recruitment and job descriptions. HRM.3 owns safety-programme, disaster, fire and QI training delivery (cross-referenced programmes). HRM.4 owns performance appraisal used for development planning.</w:t>
-      </w:r>
-    </w:p>
-    <w:p>
-      <w:pPr>
         <w:pStyle w:val="Heading1"/>
         <w:spacing w:after="120" w:before="280"/>
       </w:pPr>
@@ -715,18 +703,6 @@
     </w:p>
     <w:p>
       <w:pPr>
-        <w:spacing w:after="140"/>
-      </w:pPr>
-      <w:r>
-        <w:rPr>
-          <w:sz w:val="22"/>
-          <w:szCs w:val="22"/>
-        </w:rPr>
-        <w:t xml:space="preserve">It covers HRM.2.a–e. It does not cover safety-programme training content owned by ROM, COP, FMS and PSQ (HRM.3), performance appraisal (HRM.4) or credentialing verification (HRM.7–9).</w:t>
-      </w:r>
-    </w:p>
-    <w:p>
-      <w:pPr>
         <w:pStyle w:val="Heading1"/>
         <w:spacing w:after="120" w:before="280"/>
       </w:pPr>
@@ -902,7 +878,7 @@
           <w:sz w:val="22"/>
           <w:szCs w:val="22"/>
         </w:rPr>
-        <w:t xml:space="preserve">Staff are provided with induction training at «Hospital Name». The induction checklist covers: hospital mission and policies (including HRM.1 code of conduct and grievance mechanism); department orientation; role-specific briefing; infection-control basics (pointer to HIC.1); patient rights (pointer to PRE.1); and safety reporting (pointer to PSQ.5).</w:t>
+        <w:t>Staff are provided with induction training at «Hospital Name». The induction checklist covers: hospital mission and policies (including the code of conduct and grievance mechanism); department orientation; role-specific briefing; infection-control basics; patient rights; and safety reporting.</w:t>
       </w:r>
     </w:p>
     <w:p>
@@ -1208,7 +1184,7 @@
           <w:sz w:val="22"/>
           <w:szCs w:val="22"/>
         </w:rPr>
-        <w:t xml:space="preserve">Supports training needs assessment from exit interviews and recruitment (HRM.1).</w:t>
+        <w:t>Supports training needs assessment from exit interviews and recruitment.</w:t>
       </w:r>
     </w:p>
     <w:p>
@@ -1435,7 +1411,7 @@
           <w:sz w:val="22"/>
           <w:szCs w:val="22"/>
         </w:rPr>
-        <w:t xml:space="preserve">This policy is reviewed «annually», and sooner when HRM.3 safety training programmes are revised.</w:t>
+        <w:t>This policy is reviewed «annually», and sooner when the safety-training programme is revised.</w:t>
       </w:r>
     </w:p>
     <w:p>

--- a/policies/build/masters/HRM.2_v2_master.docx
+++ b/policies/build/masters/HRM.2_v2_master.docx
@@ -3670,8 +3670,23 @@
           <w:sz w:val="22"/>
           <w:szCs w:val="22"/>
         </w:rPr>
-        <w:t xml:space="preserve">National Accreditation Board for Hospitals and Healthcare Providers (NABH), Standards for Small Healthcare Organisations, 3rd Edition — Human Resource Management chapter, standard HRM.2.</w:t>
-      </w:r>
+      </w:r>
+      <w:r>
+        <w:rPr>
+          <w:sz w:val="22"/>
+        </w:rPr>
+        <w:t xml:space="preserve">National Accreditation Board for Hospitals &amp; Healthcare Providers. (2022). Standards for small healthcare organisations (3rd ed.) — Human Resource Management chapter, standard HRM.2. </w:t>
+      </w:r>
+      <w:hyperlink r:id="rId9">
+        <w:r>
+          <w:rPr>
+            <w:rStyle w:val="Hyperlink"/>
+            <w:sz w:val="22"/>
+            <w:szCs w:val="22"/>
+          </w:rPr>
+          <w:t>https://nabh.co/programmes/small-healthcare-organisation-shco-accreditation-programme/</w:t>
+        </w:r>
+      </w:hyperlink>
     </w:p>
     <w:p>
       <w:pPr>
